--- a/הַסֵּפֶר/הַתּוֹרָה/01 בראשית/25 בראשית כה.docx
+++ b/הַסֵּפֶר/הַתּוֹרָה/01 בראשית/25 בראשית כה.docx
@@ -41,7 +41,7 @@
           <w:pgNumType w:start="1"/>
         </w:sectPr>
       </w:pPr>
-      <w:bookmarkStart w:colFirst="0" w:colLast="0" w:name="_tw4h4dkrqh7s" w:id="0"/>
+      <w:bookmarkStart w:colFirst="0" w:colLast="0" w:name="_cyyuvcfjixrm" w:id="0"/>
       <w:bookmarkEnd w:id="0"/>
       <w:r>
         <w:rPr>

--- a/הַסֵּפֶר/הַתּוֹרָה/01 בראשית/25 בראשית כה.docx
+++ b/הַסֵּפֶר/הַתּוֹרָה/01 בראשית/25 בראשית כה.docx
@@ -41,7 +41,7 @@
           <w:pgNumType w:start="1"/>
         </w:sectPr>
       </w:pPr>
-      <w:bookmarkStart w:colFirst="0" w:colLast="0" w:name="_cyyuvcfjixrm" w:id="0"/>
+      <w:bookmarkStart w:colFirst="0" w:colLast="0" w:name="_u1sqbupki70" w:id="0"/>
       <w:bookmarkEnd w:id="0"/>
       <w:r>
         <w:rPr>

--- a/הַסֵּפֶר/הַתּוֹרָה/01 בראשית/25 בראשית כה.docx
+++ b/הַסֵּפֶר/הַתּוֹרָה/01 בראשית/25 בראשית כה.docx
@@ -41,7 +41,7 @@
           <w:pgNumType w:start="1"/>
         </w:sectPr>
       </w:pPr>
-      <w:bookmarkStart w:colFirst="0" w:colLast="0" w:name="_u1sqbupki70" w:id="0"/>
+      <w:bookmarkStart w:colFirst="0" w:colLast="0" w:name="_n50szpp5dib9" w:id="0"/>
       <w:bookmarkEnd w:id="0"/>
       <w:r>
         <w:rPr>
